--- a/public/downloads/wzor-bibliografii-praca-magisterska.docx
+++ b/public/downloads/wzor-bibliografii-praca-magisterska.docx
@@ -44,7 +44,7 @@
         <w:t xml:space="preserve">Dla każdego typu źródła pokazujemy zapis w czterech najczęstszych stylach. Sprawdź, który styl obowiązuje na Twoim kierunku, i trzymaj się go konsekwentnie w całej pracy. Żelazna zasada: każda pozycja w wykazie musi być cytowana w tekście i odwrotnie. Dane (autorzy, lata) są przykładowe. Pełny poradnik: praca-magisterska.pl/poradniki/bibliografia/</w:t>
       </w:r>
     </w:p>
-    <w:bookmarkStart w:id="20" w:name="książka-jeden-autor"/>
+    <w:bookmarkStart w:id="9" w:name="_be436a60da38cada43ccff42c01279920cc3f69"/>
     <w:p>
       <w:pPr>
         <w:pStyle w:val="Heading1"/>
@@ -63,7 +63,7 @@
     </w:p>
     <w:p>
       <w:pPr>
-        <w:pStyle w:val="BodyText"/>
+        <w:pStyle w:val="FirstParagraph"/>
       </w:pPr>
       <w:r>
         <w:rPr>
@@ -172,8 +172,8 @@
         <w:t xml:space="preserve">1. Bandura A. Self-efficacy: the exercise of control. New York: W. H. Freeman; 1997.</w:t>
       </w:r>
     </w:p>
-    <w:bookmarkEnd w:id="20"/>
-    <w:bookmarkStart w:id="21" w:name="rozdział-w-pracy-zbiorowej"/>
+    <w:bookmarkEnd w:id="9"/>
+    <w:bookmarkStart w:id="10" w:name="_a2d8fc9a896c576d99677250a2c2692890e0335"/>
     <w:p>
       <w:pPr>
         <w:pStyle w:val="Heading1"/>
@@ -305,8 +305,8 @@
         <w:t xml:space="preserve">2. Sęk H. Wypalenie zawodowe — przyczyny i mechanizmy. W: Sęk H, red. Wypalenie zawodowe. Przyczyny i zapobieganie. Warszawa: PWN; 2000. s. 83–112.</w:t>
       </w:r>
     </w:p>
-    <w:bookmarkEnd w:id="21"/>
-    <w:bookmarkStart w:id="22" w:name="artykuł-w-czasopiśmie-naukowym"/>
+    <w:bookmarkEnd w:id="10"/>
+    <w:bookmarkStart w:id="11" w:name="_d5b7acb3af16ae33325aafc93ea1b79ec3001b2"/>
     <w:p>
       <w:pPr>
         <w:pStyle w:val="Heading1"/>
@@ -325,7 +325,7 @@
     </w:p>
     <w:p>
       <w:pPr>
-        <w:pStyle w:val="BodyText"/>
+        <w:pStyle w:val="FirstParagraph"/>
       </w:pPr>
       <w:r>
         <w:rPr>
@@ -446,8 +446,8 @@
         <w:t xml:space="preserve">3. Maslach C, Jackson SE. The measurement of experienced burnout. J Occup Behav. 1981;2(2):99–113.</w:t>
       </w:r>
     </w:p>
-    <w:bookmarkEnd w:id="22"/>
-    <w:bookmarkStart w:id="23" w:name="źródło-internetowe"/>
+    <w:bookmarkEnd w:id="11"/>
+    <w:bookmarkStart w:id="12" w:name="_a689211e94f8fe988721d431d9972e42ac15ef9"/>
     <w:p>
       <w:pPr>
         <w:pStyle w:val="Heading1"/>
@@ -466,7 +466,7 @@
     </w:p>
     <w:p>
       <w:pPr>
-        <w:pStyle w:val="BodyText"/>
+        <w:pStyle w:val="FirstParagraph"/>
       </w:pPr>
       <w:r>
         <w:rPr>
@@ -562,8 +562,8 @@
         <w:t xml:space="preserve">4. Główny Urząd Statystyczny. Oświata i wychowanie w roku szkolnym 2023/2024 [Internet]. 2024 [cytowane 10 czerwca 2026]. Dostępne na: https://stat.gov.pl/[…]</w:t>
       </w:r>
     </w:p>
-    <w:bookmarkEnd w:id="23"/>
-    <w:bookmarkStart w:id="24" w:name="akt-prawny"/>
+    <w:bookmarkEnd w:id="12"/>
+    <w:bookmarkStart w:id="13" w:name="_9ae3f459c7876fc7ab0d25b84c9de5114177c99"/>
     <w:p>
       <w:pPr>
         <w:pStyle w:val="Heading1"/>
@@ -582,14 +582,14 @@
     </w:p>
     <w:p>
       <w:pPr>
-        <w:pStyle w:val="BodyText"/>
+        <w:pStyle w:val="FirstParagraph"/>
       </w:pPr>
       <w:r>
         <w:t xml:space="preserve">Ustawa z dnia 26 stycznia 1982 r. — Karta Nauczyciela (Dz.U. 1982 nr 3 poz. 19 z późn. zm.).</w:t>
       </w:r>
     </w:p>
-    <w:bookmarkEnd w:id="24"/>
-    <w:bookmarkStart w:id="28" w:name="najczęstsze-błędy-w-bibliografii"/>
+    <w:bookmarkEnd w:id="13"/>
+    <w:bookmarkStart w:id="18" w:name="_331c8c3a49edb9fdf16b21f4aeff50eb1d2d360"/>
     <w:p>
       <w:pPr>
         <w:pStyle w:val="Heading1"/>
@@ -677,7 +677,7 @@
     </w:p>
     <w:p>
       <w:pPr>
-        <w:pStyle w:val="BodyText"/>
+        <w:pStyle w:val="FirstParagraph"/>
       </w:pPr>
       <w:r>
         <w:t xml:space="preserve">Wzór przygotowała redakcja serwisu</w:t>
@@ -705,7 +705,7 @@
           <w:b/>
           <w:bCs/>
         </w:rPr>
-        <w:t xml:space="preserve">Smart-Edu.ai — pierwsza wersja pracy w kilka godzin, nie w kilka miesięcy</w:t>
+        <w:t xml:space="preserve">„Jak napisać pracę magisterską od A do Z” — ebook, 250 stron</w:t>
       </w:r>
     </w:p>
     <w:p>
@@ -713,21 +713,27 @@
         <w:pStyle w:val="Note"/>
       </w:pPr>
       <w:r>
-        <w:t xml:space="preserve">Podajesz temat, kierunek studiów i wytyczne promotora, a sztuczna inteligencja generuje unikalny, gotowy do edycji tekst: z poprawną strukturą rozdziałów, przypisami i bibliografią. Rejestracja jest darmowa, płacisz wyłącznie za wygenerowany tekst.</w:t>
+        <w:t xml:space="preserve">Ten wzór daje gotowy układ. Ebook prowadzi krok po kroku przez każdą część pracy: wybór tematu, rozdział teoretyczny, metodologię, analizę wyników, zakończenie i obronę. Szablony, checklisty i rozdział o etycznym korzystaniu z AI, 39 zł.</w:t>
       </w:r>
     </w:p>
     <w:p>
       <w:pPr>
         <w:pStyle w:val="Note"/>
       </w:pPr>
-      <w:hyperlink r:id="rId25">
+      <w:r>
+        <w:t xml:space="preserve">Rozdział o metodologii badań przejrzysz za darmo:</w:t>
+      </w:r>
+      <w:r>
+        <w:t xml:space="preserve"> </w:t>
+      </w:r>
+      <w:hyperlink r:id="rId14">
         <w:r>
           <w:rPr>
             <w:rStyle w:val="Hyperlink"/>
             <w:b/>
             <w:bCs/>
           </w:rPr>
-          <w:t xml:space="preserve">www.smart-edu.ai/pl/masters-thesis</w:t>
+          <w:t xml:space="preserve">praca-magisterska.pl/sklep/praca-magisterska-ebook/</w:t>
         </w:r>
       </w:hyperlink>
     </w:p>
@@ -736,35 +742,50 @@
         <w:pStyle w:val="BodyText"/>
       </w:pPr>
       <w:r>
-        <w:t xml:space="preserve">Wolisz napisać pracę w pełni samodzielnie? Pomoże Ci ebook</w:t>
-      </w:r>
-      <w:r>
-        <w:t xml:space="preserve"> </w:t>
-      </w:r>
-      <w:r>
-        <w:rPr>
-          <w:b/>
-          <w:bCs/>
-        </w:rPr>
-        <w:t xml:space="preserve">„Jak napisać pracę magisterską. Kompletny przewodnik od A do Z”</w:t>
-      </w:r>
-      <w:r>
-        <w:t xml:space="preserve"> </w:t>
-      </w:r>
-      <w:r>
-        <w:t xml:space="preserve">— 250 stron praktycznych wskazówek, szablonów i checklist, z rozdziałem o etycznym korzystaniu z AI:</w:t>
-      </w:r>
-      <w:r>
-        <w:t xml:space="preserve"> </w:t>
-      </w:r>
-      <w:hyperlink r:id="rId26">
+        <w:t xml:space="preserve">Chcesz zobaczyć, jak wygląda cała praca? Zajrzyj do</w:t>
+      </w:r>
+      <w:r>
+        <w:t xml:space="preserve"> </w:t>
+      </w:r>
+      <w:hyperlink r:id="rId15">
         <w:r>
           <w:rPr>
             <w:rStyle w:val="Hyperlink"/>
           </w:rPr>
-          <w:t xml:space="preserve">www.praca-magisterska.pl/sklep/praca-magisterska-ebook/</w:t>
+          <w:t xml:space="preserve">katalogu gotowych prac wzorcowych</w:t>
         </w:r>
       </w:hyperlink>
+      <w:r>
+        <w:t xml:space="preserve"> </w:t>
+      </w:r>
+      <w:r>
+        <w:t xml:space="preserve">z przypisami i bibliografią (59 zł za pracę).</w:t>
+      </w:r>
+    </w:p>
+    <w:p>
+      <w:pPr>
+        <w:pStyle w:val="BodyText"/>
+      </w:pPr>
+      <w:r>
+        <w:t xml:space="preserve">Generator</w:t>
+      </w:r>
+      <w:r>
+        <w:t xml:space="preserve"> </w:t>
+      </w:r>
+      <w:hyperlink r:id="rId16">
+        <w:r>
+          <w:rPr>
+            <w:rStyle w:val="Hyperlink"/>
+          </w:rPr>
+          <w:t xml:space="preserve">Smart-Edu.ai</w:t>
+        </w:r>
+      </w:hyperlink>
+      <w:r>
+        <w:t xml:space="preserve"> </w:t>
+      </w:r>
+      <w:r>
+        <w:t xml:space="preserve">przygotuje pierwszą wersję tekstu z pomocą sztucznej inteligencji, jeśli wolisz zacząć od szkicu.</w:t>
+      </w:r>
     </w:p>
     <w:p>
       <w:pPr>
@@ -780,7 +801,7 @@
       <w:r>
         <w:t xml:space="preserve"> </w:t>
       </w:r>
-      <w:hyperlink r:id="rId27">
+      <w:hyperlink r:id="rId17">
         <w:r>
           <w:rPr>
             <w:rStyle w:val="Hyperlink"/>
@@ -791,7 +812,7 @@
         </w:r>
       </w:hyperlink>
     </w:p>
-    <w:bookmarkEnd w:id="28"/>
+    <w:bookmarkEnd w:id="18"/>
     <w:sectPr/>
   </w:body>
 </w:document>

--- a/public/downloads/wzor-bibliografii-praca-magisterska.docx
+++ b/public/downloads/wzor-bibliografii-praca-magisterska.docx
@@ -713,7 +713,7 @@
         <w:pStyle w:val="Note"/>
       </w:pPr>
       <w:r>
-        <w:t xml:space="preserve">Ten wzór daje gotowy układ. Ebook prowadzi krok po kroku przez każdą część pracy: wybór tematu, rozdział teoretyczny, metodologię, analizę wyników, zakończenie i obronę. Szablony, checklisty i rozdział o etycznym korzystaniu z AI, 39 zł.</w:t>
+        <w:t xml:space="preserve">Ten wzór daje gotowy układ. Ebook prowadzi krok po kroku przez każdą część pracy: wybór tematu, rozdział teoretyczny, metodologię, analizę wyników, zakończenie i obronę. Szablony, checklisty i rozdział o etycznym korzystaniu z AI, 49 zł.</w:t>
       </w:r>
     </w:p>
     <w:p>
